--- a/eap-service.docx
+++ b/eap-service.docx
@@ -143,11 +143,6 @@
       </w:r>
     </w:p>
     <w:p>
-      <w:pPr>
-        <w:rPr>
-          <w:rFonts w:hint="eastAsia"/>
-        </w:rPr>
-      </w:pPr>
       <w:r>
         <w:rPr>
           <w:rFonts w:hint="eastAsia"/>
@@ -546,14 +541,7 @@
             <w:rStyle w:val="ae"/>
             <w:rFonts w:ascii="微軟正黑體" w:eastAsia="微軟正黑體" w:hAnsi="微軟正黑體"/>
           </w:rPr>
-          <w:t>grace@umail.hinet.</w:t>
-        </w:r>
-        <w:r>
-          <w:rPr>
-            <w:rStyle w:val="ae"/>
-            <w:rFonts w:ascii="微軟正黑體" w:eastAsia="微軟正黑體" w:hAnsi="微軟正黑體"/>
-          </w:rPr>
-          <w:t>net</w:t>
+          <w:t>grace@umail.hinet.net</w:t>
         </w:r>
       </w:hyperlink>
       <w:r>
@@ -1019,7 +1007,7 @@
       <w:pPr>
         <w:spacing w:line="400" w:lineRule="exact"/>
         <w:rPr>
-          <w:rFonts w:ascii="微軟正黑體" w:eastAsia="微軟正黑體" w:hAnsi="微軟正黑體" w:hint="eastAsia"/>
+          <w:rFonts w:ascii="微軟正黑體" w:eastAsia="微軟正黑體" w:hAnsi="微軟正黑體"/>
         </w:rPr>
       </w:pPr>
       <w:r>
@@ -1284,13 +1272,7 @@
         <w:rPr>
           <w:rFonts w:hint="eastAsia"/>
         </w:rPr>
-        <w:t>)</w:t>
-      </w:r>
-      <w:r>
-        <w:rPr>
-          <w:rFonts w:hint="eastAsia"/>
-        </w:rPr>
-        <w:t>/</w:t>
+        <w:t>)/</w:t>
       </w:r>
       <w:r>
         <w:rPr>
@@ -1702,19 +1684,7 @@
         <w:rPr>
           <w:rFonts w:hint="eastAsia"/>
         </w:rPr>
-        <w:t>請抓取</w:t>
-      </w:r>
-      <w:r>
-        <w:rPr>
-          <w:rFonts w:hint="eastAsia"/>
-        </w:rPr>
-        <w:t>特約心理諮商所</w:t>
-      </w:r>
-      <w:r>
-        <w:rPr>
-          <w:rFonts w:hint="eastAsia"/>
-        </w:rPr>
-        <w:t>的</w:t>
+        <w:t>請抓取特約心理諮商所的</w:t>
       </w:r>
       <w:r>
         <w:rPr>
@@ -2273,7 +2243,11 @@
         <w:t>https://papayaclassroom.notion.site/361d9ff9c6fd80f494c0e730f2c41918</w:t>
       </w:r>
     </w:p>
-    <w:p/>
+    <w:p>
+      <w:r>
+        <w:t>https://garychen70821-culture.github.io/eap-reservation-test/</w:t>
+      </w:r>
+    </w:p>
     <w:sectPr>
       <w:pgSz w:w="11906" w:h="16838"/>
       <w:pgMar w:top="1440" w:right="1800" w:bottom="1440" w:left="1800" w:header="851" w:footer="992" w:gutter="0"/>
@@ -2939,6 +2913,7 @@
   <w:style w:type="character" w:default="1" w:styleId="a0">
     <w:name w:val="Default Paragraph Font"/>
     <w:uiPriority w:val="1"/>
+    <w:semiHidden/>
     <w:unhideWhenUsed/>
   </w:style>
   <w:style w:type="table" w:default="1" w:styleId="a1">
